--- a/src/aaronbearon/midterm2/j2mp_summary.docx
+++ b/src/aaronbearon/midterm2/j2mp_summary.docx
@@ -151,6 +151,48 @@
       </w:r>
     </w:p>
     <w:p/>
+    <w:p/>
+    <w:p/>
+    <w:p/>
+    <w:p/>
+    <w:p>
+      <w:pPr>
+        <w:rPr>
+          <w:sz w:val="32"/>
+          <w:szCs w:val="32"/>
+        </w:rPr>
+      </w:pPr>
+      <w:r>
+        <w:rPr>
+          <w:sz w:val="32"/>
+          <w:szCs w:val="32"/>
+        </w:rPr>
+        <w:lastRenderedPageBreak/>
+        <w:t>Part 2 – Bank Accounts</w:t>
+      </w:r>
+    </w:p>
+    <w:p>
+      <w:r>
+        <w:t xml:space="preserve">An abstract </w:t>
+      </w:r>
+      <w:proofErr w:type="spellStart"/>
+      <w:r>
+        <w:t>BankAccount</w:t>
+      </w:r>
+      <w:proofErr w:type="spellEnd"/>
+      <w:r>
+        <w:t xml:space="preserve"> class contains fields to hold information about:</w:t>
+      </w:r>
+    </w:p>
+    <w:p>
+      <w:r>
+        <w:tab/>
+        <w:t xml:space="preserve">Balance, deposit count, withdrawal count, annual rate, and </w:t>
+      </w:r>
+      <w:r>
+        <w:t>monthly service charges.</w:t>
+      </w:r>
+    </w:p>
     <w:sectPr>
       <w:pgSz w:w="12240" w:h="15840"/>
       <w:pgMar w:top="1440" w:right="1440" w:bottom="1440" w:left="1440" w:header="720" w:footer="720" w:gutter="0"/>
